--- a/courts/fifth-circuit/mississippi/state/court-of-appeals/reply-brief/usage/OUTPUT-reply-brief.docx
+++ b/courts/fifth-circuit/mississippi/state/court-of-appeals/reply-brief/usage/OUTPUT-reply-brief.docx
@@ -155,9 +155,7 @@
         <w:t xml:space="preserve"> </w:t>
       </w:r>
       <w:r>
-        <w:t xml:space="preserve">2022-SA</w:t>
-        <w:noBreakHyphen/>
-        <w:t xml:space="preserve">01068-COA</w:t>
+        <w:t xml:space="preserve">2022-SA-⁠01068-COA</w:t>
       </w:r>
     </w:p>
     <w:p>
@@ -850,9 +848,7 @@
               <w:t xml:space="preserve"> </w:t>
             </w:r>
             <w:r>
-              <w:t xml:space="preserve">352</w:t>
-              <w:noBreakHyphen/>
-              <w:t xml:space="preserve">3408</w:t>
+              <w:t xml:space="preserve">352-⁠3408</w:t>
             </w:r>
           </w:p>
           <w:p>
@@ -4650,11 +4646,7 @@
         <w:t xml:space="preserve"> </w:t>
       </w:r>
       <w:r>
-        <w:t xml:space="preserve">17</w:t>
-        <w:noBreakHyphen/>
-        <w:t xml:space="preserve">17</w:t>
-        <w:noBreakHyphen/>
-        <w:t xml:space="preserve">229</w:t>
+        <w:t xml:space="preserve">17-⁠17-⁠229</w:t>
       </w:r>
       <w:r>
         <w:t xml:space="preserve">   </w:t>
@@ -4700,11 +4692,7 @@
         <w:t xml:space="preserve"> </w:t>
       </w:r>
       <w:r>
-        <w:t xml:space="preserve">49</w:t>
-        <w:noBreakHyphen/>
-        <w:t xml:space="preserve">17</w:t>
-        <w:noBreakHyphen/>
-        <w:t xml:space="preserve">17</w:t>
+        <w:t xml:space="preserve">49-⁠17-⁠17</w:t>
       </w:r>
       <w:r>
         <w:t xml:space="preserve">   </w:t>
@@ -4750,11 +4738,7 @@
         <w:t xml:space="preserve"> </w:t>
       </w:r>
       <w:r>
-        <w:t xml:space="preserve">49</w:t>
-        <w:noBreakHyphen/>
-        <w:t xml:space="preserve">17</w:t>
-        <w:noBreakHyphen/>
-        <w:t xml:space="preserve">28</w:t>
+        <w:t xml:space="preserve">49-⁠17-⁠28</w:t>
       </w:r>
       <w:r>
         <w:t xml:space="preserve">   </w:t>
@@ -4800,11 +4784,7 @@
         <w:t xml:space="preserve"> </w:t>
       </w:r>
       <w:r>
-        <w:t xml:space="preserve">49</w:t>
-        <w:noBreakHyphen/>
-        <w:t xml:space="preserve">17</w:t>
-        <w:noBreakHyphen/>
-        <w:t xml:space="preserve">29</w:t>
+        <w:t xml:space="preserve">49-⁠17-⁠29</w:t>
       </w:r>
       <w:r>
         <w:t xml:space="preserve">   </w:t>
@@ -4850,11 +4830,7 @@
         <w:t xml:space="preserve"> </w:t>
       </w:r>
       <w:r>
-        <w:t xml:space="preserve">49</w:t>
-        <w:noBreakHyphen/>
-        <w:t xml:space="preserve">17</w:t>
-        <w:noBreakHyphen/>
-        <w:t xml:space="preserve">29(3)⁠(a)</w:t>
+        <w:t xml:space="preserve">49-⁠17-⁠29(3)⁠(a)</w:t>
       </w:r>
       <w:r>
         <w:t xml:space="preserve">   </w:t>
@@ -4900,11 +4876,7 @@
         <w:t xml:space="preserve"> </w:t>
       </w:r>
       <w:r>
-        <w:t xml:space="preserve">49</w:t>
-        <w:noBreakHyphen/>
-        <w:t xml:space="preserve">17</w:t>
-        <w:noBreakHyphen/>
-        <w:t xml:space="preserve">29(3)⁠(c)</w:t>
+        <w:t xml:space="preserve">49-⁠17-⁠29(3)⁠(c)</w:t>
       </w:r>
       <w:r>
         <w:t xml:space="preserve">   </w:t>
@@ -4950,11 +4922,7 @@
         <w:t xml:space="preserve"> </w:t>
       </w:r>
       <w:r>
-        <w:t xml:space="preserve">49</w:t>
-        <w:noBreakHyphen/>
-        <w:t xml:space="preserve">17</w:t>
-        <w:noBreakHyphen/>
-        <w:t xml:space="preserve">29(5)⁠(a)-(b)</w:t>
+        <w:t xml:space="preserve">49-⁠17-⁠29(5)⁠(a)-(b)</w:t>
       </w:r>
       <w:r>
         <w:t xml:space="preserve">   </w:t>
@@ -5000,11 +4968,7 @@
         <w:t xml:space="preserve"> </w:t>
       </w:r>
       <w:r>
-        <w:t xml:space="preserve">49</w:t>
-        <w:noBreakHyphen/>
-        <w:t xml:space="preserve">17</w:t>
-        <w:noBreakHyphen/>
-        <w:t xml:space="preserve">3</w:t>
+        <w:t xml:space="preserve">49-⁠17-⁠3</w:t>
       </w:r>
       <w:r>
         <w:t xml:space="preserve">   </w:t>
@@ -5050,11 +5014,7 @@
         <w:t xml:space="preserve"> </w:t>
       </w:r>
       <w:r>
-        <w:t xml:space="preserve">49</w:t>
-        <w:noBreakHyphen/>
-        <w:t xml:space="preserve">2</w:t>
-        <w:noBreakHyphen/>
-        <w:t xml:space="preserve">7</w:t>
+        <w:t xml:space="preserve">49-⁠2-⁠7</w:t>
       </w:r>
       <w:r>
         <w:t xml:space="preserve">   </w:t>
@@ -5100,11 +5060,7 @@
         <w:t xml:space="preserve"> </w:t>
       </w:r>
       <w:r>
-        <w:t xml:space="preserve">49</w:t>
-        <w:noBreakHyphen/>
-        <w:t xml:space="preserve">17</w:t>
-        <w:noBreakHyphen/>
-        <w:t xml:space="preserve">1</w:t>
+        <w:t xml:space="preserve">49-⁠17-⁠1</w:t>
       </w:r>
       <w:r>
         <w:t xml:space="preserve"> </w:t>
@@ -5116,11 +5072,7 @@
         <w:t xml:space="preserve"> </w:t>
       </w:r>
       <w:r>
-        <w:t xml:space="preserve">49</w:t>
-        <w:noBreakHyphen/>
-        <w:t xml:space="preserve">17</w:t>
-        <w:noBreakHyphen/>
-        <w:t xml:space="preserve">43</w:t>
+        <w:t xml:space="preserve">49-⁠17-⁠43</w:t>
       </w:r>
       <w:r>
         <w:t xml:space="preserve">   </w:t>
@@ -6960,13 +6912,7 @@
         <w:t xml:space="preserve"> </w:t>
       </w:r>
       <w:r>
-        <w:t xml:space="preserve">are as much the Permit Board’s as they are the MDEQ’s. EEECHO et al.’s Brief, p. 19</w:t>
-      </w:r>
-      <w:r>
-        <w:noBreakHyphen/>
-      </w:r>
-      <w:r>
-        <w:t xml:space="preserve">21.</w:t>
+        <w:t xml:space="preserve">are as much the Permit Board’s as they are the MDEQ’s. EEECHO et al.’s Brief, p. 19-⁠21.</w:t>
       </w:r>
     </w:p>
     <w:p>
@@ -6982,19 +6928,7 @@
         <w:pStyle w:val="XdQuoteOnly"/>
       </w:pPr>
       <w:r>
-        <w:t xml:space="preserve">“for the purpose of issuing, reissuing, modifying, revoking or denying, under the conditions, limitations and exemptions prescribed in Section 49</w:t>
-      </w:r>
-      <w:r>
-        <w:noBreakHyphen/>
-      </w:r>
-      <w:r>
-        <w:t xml:space="preserve">17</w:t>
-      </w:r>
-      <w:r>
-        <w:noBreakHyphen/>
-      </w:r>
-      <w:r>
-        <w:t xml:space="preserve">29…(d)</w:t>
+        <w:t xml:space="preserve">“for the purpose of issuing, reissuing, modifying, revoking or denying, under the conditions, limitations and exemptions prescribed in Section 49-⁠17-⁠29…(d)</w:t>
       </w:r>
       <w:r>
         <w:t xml:space="preserve"> </w:t>
@@ -7021,13 +6955,7 @@
         <w:t xml:space="preserve"> </w:t>
       </w:r>
       <w:r>
-        <w:t xml:space="preserve">(emphasis added). EEECHO et al.’s Brief, p. 20</w:t>
-      </w:r>
-      <w:r>
-        <w:noBreakHyphen/>
-      </w:r>
-      <w:r>
-        <w:t xml:space="preserve">1. The Permit Board agrees with this.</w:t>
+        <w:t xml:space="preserve">(emphasis added). EEECHO et al.’s Brief, p. 20-⁠1. The Permit Board agrees with this.</w:t>
       </w:r>
       <w:r>
         <w:rPr>
@@ -7039,19 +6967,7 @@
         <w:t xml:space="preserve"> </w:t>
       </w:r>
       <w:r>
-        <w:t xml:space="preserve">Section 49</w:t>
-      </w:r>
-      <w:r>
-        <w:noBreakHyphen/>
-      </w:r>
-      <w:r>
-        <w:t xml:space="preserve">17</w:t>
-      </w:r>
-      <w:r>
-        <w:noBreakHyphen/>
-      </w:r>
-      <w:r>
-        <w:t xml:space="preserve">29</w:t>
+        <w:t xml:space="preserve">Section 49-⁠17-⁠29</w:t>
       </w:r>
       <w:r>
         <w:t xml:space="preserve"> </w:t>
@@ -7065,19 +6981,7 @@
         <w:pStyle w:val="XdQuoteOnly"/>
       </w:pPr>
       <w:r>
-        <w:t xml:space="preserve">“…the Permit Board created by Section 49</w:t>
-      </w:r>
-      <w:r>
-        <w:noBreakHyphen/>
-      </w:r>
-      <w:r>
-        <w:t xml:space="preserve">17</w:t>
-      </w:r>
-      <w:r>
-        <w:noBreakHyphen/>
-      </w:r>
-      <w:r>
-        <w:t xml:space="preserve">28</w:t>
+        <w:t xml:space="preserve">“…the Permit Board created by Section 49-⁠17-⁠28</w:t>
       </w:r>
       <w:r>
         <w:t xml:space="preserve"> </w:t>
@@ -7167,77 +7071,31 @@
         <w:t xml:space="preserve"> </w:t>
       </w:r>
       <w:r>
-        <w:t xml:space="preserve">(emphasis added). EEECHO et al.’s Brief, p. 19</w:t>
-      </w:r>
-      <w:r>
-        <w:noBreakHyphen/>
-      </w:r>
-      <w:r>
-        <w:t xml:space="preserve">21. Again, the Permit Board does not dispute this. This same regulation authorizes the Permit Board to require the submission of plans, specifications, and information to carry out</w:t>
-      </w:r>
-      <w:r>
-        <w:t xml:space="preserve"> </w:t>
-      </w:r>
-      <w:r>
-        <w:rPr>
-          <w:i/>
-          <w:iCs/>
-        </w:rPr>
-        <w:t xml:space="preserve">Sections 49</w:t>
-      </w:r>
-      <w:r>
-        <w:noBreakHyphen/>
-      </w:r>
-      <w:r>
-        <w:rPr>
-          <w:i/>
-          <w:iCs/>
-        </w:rPr>
-        <w:t xml:space="preserve">17</w:t>
-      </w:r>
-      <w:r>
-        <w:noBreakHyphen/>
-      </w:r>
-      <w:r>
-        <w:rPr>
-          <w:i/>
-          <w:iCs/>
-        </w:rPr>
-        <w:t xml:space="preserve">1 through</w:t>
-      </w:r>
-      <w:r>
-        <w:rPr>
-          <w:i/>
-          <w:iCs/>
-        </w:rPr>
-        <w:t xml:space="preserve"> </w:t>
-      </w:r>
-      <w:r>
-        <w:rPr>
-          <w:i/>
-          <w:iCs/>
-        </w:rPr>
-        <w:t xml:space="preserve">49</w:t>
-      </w:r>
-      <w:r>
-        <w:noBreakHyphen/>
-      </w:r>
-      <w:r>
-        <w:rPr>
-          <w:i/>
-          <w:iCs/>
-        </w:rPr>
-        <w:t xml:space="preserve">17</w:t>
-      </w:r>
-      <w:r>
-        <w:noBreakHyphen/>
-      </w:r>
-      <w:r>
-        <w:rPr>
-          <w:i/>
-          <w:iCs/>
-        </w:rPr>
-        <w:t xml:space="preserve">43</w:t>
+        <w:t xml:space="preserve">(emphasis added). EEECHO et al.’s Brief, p. 19-⁠21. Again, the Permit Board does not dispute this. This same regulation authorizes the Permit Board to require the submission of plans, specifications, and information to carry out</w:t>
+      </w:r>
+      <w:r>
+        <w:t xml:space="preserve"> </w:t>
+      </w:r>
+      <w:r>
+        <w:rPr>
+          <w:i/>
+          <w:iCs/>
+        </w:rPr>
+        <w:t xml:space="preserve">Sections 49-⁠17-⁠1 through</w:t>
+      </w:r>
+      <w:r>
+        <w:rPr>
+          <w:i/>
+          <w:iCs/>
+        </w:rPr>
+        <w:t xml:space="preserve"> </w:t>
+      </w:r>
+      <w:r>
+        <w:rPr>
+          <w:i/>
+          <w:iCs/>
+        </w:rPr>
+        <w:t xml:space="preserve">49-⁠17-⁠43</w:t>
       </w:r>
       <w:r>
         <w:t xml:space="preserve"> </w:t>
@@ -7304,19 +7162,7 @@
         <w:t xml:space="preserve"> </w:t>
       </w:r>
       <w:r>
-        <w:t xml:space="preserve">49</w:t>
-      </w:r>
-      <w:r>
-        <w:noBreakHyphen/>
-      </w:r>
-      <w:r>
-        <w:t xml:space="preserve">17</w:t>
-      </w:r>
-      <w:r>
-        <w:noBreakHyphen/>
-      </w:r>
-      <w:r>
-        <w:t xml:space="preserve">3.</w:t>
+        <w:t xml:space="preserve">49-⁠17-⁠3.</w:t>
       </w:r>
       <w:r>
         <w:t xml:space="preserve"> </w:t>
@@ -7346,37 +7192,13 @@
         <w:t xml:space="preserve"> </w:t>
       </w:r>
       <w:r>
-        <w:t xml:space="preserve">the Permit Board. The basic error with this rationale is that it ignores the Permit Board’s statutorily imposed duty under the Mississippi Annotated Code, Sections 49</w:t>
-      </w:r>
-      <w:r>
-        <w:noBreakHyphen/>
-      </w:r>
-      <w:r>
-        <w:t xml:space="preserve">17</w:t>
-      </w:r>
-      <w:r>
-        <w:noBreakHyphen/>
-      </w:r>
-      <w:r>
-        <w:t xml:space="preserve">28</w:t>
-      </w:r>
-      <w:r>
-        <w:t xml:space="preserve"> </w:t>
-      </w:r>
-      <w:r>
-        <w:t xml:space="preserve">and 49</w:t>
-      </w:r>
-      <w:r>
-        <w:noBreakHyphen/>
-      </w:r>
-      <w:r>
-        <w:t xml:space="preserve">17</w:t>
-      </w:r>
-      <w:r>
-        <w:noBreakHyphen/>
-      </w:r>
-      <w:r>
-        <w:t xml:space="preserve">29.</w:t>
+        <w:t xml:space="preserve">the Permit Board. The basic error with this rationale is that it ignores the Permit Board’s statutorily imposed duty under the Mississippi Annotated Code, Sections 49-⁠17-⁠28</w:t>
+      </w:r>
+      <w:r>
+        <w:t xml:space="preserve"> </w:t>
+      </w:r>
+      <w:r>
+        <w:t xml:space="preserve">and 49-⁠17-⁠29.</w:t>
       </w:r>
       <w:r>
         <w:t xml:space="preserve"> </w:t>
@@ -7392,88 +7214,30 @@
           <w:i/>
           <w:iCs/>
         </w:rPr>
-        <w:t xml:space="preserve">Sections 49</w:t>
-      </w:r>
-      <w:r>
-        <w:noBreakHyphen/>
-      </w:r>
-      <w:r>
-        <w:rPr>
-          <w:i/>
-          <w:iCs/>
-        </w:rPr>
-        <w:t xml:space="preserve">17</w:t>
-      </w:r>
-      <w:r>
-        <w:noBreakHyphen/>
-      </w:r>
-      <w:r>
-        <w:rPr>
-          <w:i/>
-          <w:iCs/>
-        </w:rPr>
-        <w:t xml:space="preserve">1 through</w:t>
-      </w:r>
-      <w:r>
-        <w:rPr>
-          <w:i/>
-          <w:iCs/>
-        </w:rPr>
-        <w:t xml:space="preserve"> </w:t>
-      </w:r>
-      <w:r>
-        <w:rPr>
-          <w:i/>
-          <w:iCs/>
-        </w:rPr>
-        <w:t xml:space="preserve">49</w:t>
-      </w:r>
-      <w:r>
-        <w:noBreakHyphen/>
-      </w:r>
-      <w:r>
-        <w:rPr>
-          <w:i/>
-          <w:iCs/>
-        </w:rPr>
-        <w:t xml:space="preserve">17</w:t>
-      </w:r>
-      <w:r>
-        <w:noBreakHyphen/>
-      </w:r>
-      <w:r>
-        <w:rPr>
-          <w:i/>
-          <w:iCs/>
-        </w:rPr>
-        <w:t xml:space="preserve">43</w:t>
-      </w:r>
-      <w:r>
-        <w:t xml:space="preserve">, when deciding whether to issue, deny, or modify permits like the § 401 WQC for the Military Project. MISS. CODE ANN. §49</w:t>
-      </w:r>
-      <w:r>
-        <w:noBreakHyphen/>
-      </w:r>
-      <w:r>
-        <w:t xml:space="preserve">17</w:t>
-      </w:r>
-      <w:r>
-        <w:noBreakHyphen/>
-      </w:r>
-      <w:r>
-        <w:t xml:space="preserve">29(3)⁠(c);</w:t>
-      </w:r>
-      <w:r>
-        <w:t xml:space="preserve"> </w:t>
-      </w:r>
-      <w:r>
-        <w:t xml:space="preserve">EEECHO et al.’s Brief, p. 16, 20</w:t>
-      </w:r>
-      <w:r>
-        <w:noBreakHyphen/>
-      </w:r>
-      <w:r>
-        <w:t xml:space="preserve">22, 29. By placing its own burden on the public and the Port Authority, the Permit Board attempts to evade its obligations—</w:t>
+        <w:t xml:space="preserve">Sections 49-⁠17-⁠1 through</w:t>
+      </w:r>
+      <w:r>
+        <w:rPr>
+          <w:i/>
+          <w:iCs/>
+        </w:rPr>
+        <w:t xml:space="preserve"> </w:t>
+      </w:r>
+      <w:r>
+        <w:rPr>
+          <w:i/>
+          <w:iCs/>
+        </w:rPr>
+        <w:t xml:space="preserve">49-⁠17-⁠43</w:t>
+      </w:r>
+      <w:r>
+        <w:t xml:space="preserve">, when deciding whether to issue, deny, or modify permits like the § 401 WQC for the Military Project. MISS. CODE ANN. §49-⁠17-⁠29(3)⁠(c);</w:t>
+      </w:r>
+      <w:r>
+        <w:t xml:space="preserve"> </w:t>
+      </w:r>
+      <w:r>
+        <w:t xml:space="preserve">EEECHO et al.’s Brief, p. 16, 20-⁠22, 29. By placing its own burden on the public and the Port Authority, the Permit Board attempts to evade its obligations—</w:t>
       </w:r>
       <w:r>
         <w:rPr>
@@ -7489,19 +7253,7 @@
         <w:t xml:space="preserve"> </w:t>
       </w:r>
       <w:r>
-        <w:t xml:space="preserve">49</w:t>
-      </w:r>
-      <w:r>
-        <w:noBreakHyphen/>
-      </w:r>
-      <w:r>
-        <w:t xml:space="preserve">17</w:t>
-      </w:r>
-      <w:r>
-        <w:noBreakHyphen/>
-      </w:r>
-      <w:r>
-        <w:t xml:space="preserve">29(3)⁠(a).</w:t>
+        <w:t xml:space="preserve">49-⁠17-⁠29(3)⁠(a).</w:t>
       </w:r>
       <w:r>
         <w:t xml:space="preserve"> </w:t>
@@ -7531,19 +7283,7 @@
         <w:t xml:space="preserve"> </w:t>
       </w:r>
       <w:r>
-        <w:t xml:space="preserve">EEECHO et al.’s Brief, p. 5, 16</w:t>
-      </w:r>
-      <w:r>
-        <w:noBreakHyphen/>
-      </w:r>
-      <w:r>
-        <w:t xml:space="preserve">7, 22</w:t>
-      </w:r>
-      <w:r>
-        <w:noBreakHyphen/>
-      </w:r>
-      <w:r>
-        <w:t xml:space="preserve">24. Such an outcome is not only contrary to a plain reading of these statutes but is also not worthy of deference.</w:t>
+        <w:t xml:space="preserve">EEECHO et al.’s Brief, p. 5, 16-⁠7, 22-⁠24. Such an outcome is not only contrary to a plain reading of these statutes but is also not worthy of deference.</w:t>
       </w:r>
       <w:r>
         <w:t xml:space="preserve"> </w:t>
@@ -7697,13 +7437,7 @@
         <w:t xml:space="preserve">Utils., Inc. v. Miss. Envtl. Quality Permit Bd.</w:t>
       </w:r>
       <w:r>
-        <w:t xml:space="preserve">, 130 So. 3d 1096, 1101</w:t>
-      </w:r>
-      <w:r>
-        <w:noBreakHyphen/>
-      </w:r>
-      <w:r>
-        <w:t xml:space="preserve">02 (Miss. 2014). “An administrative appeal is law driven. [It is also] public policy driven. And public policy is uniquely fitted for the legislature. The legislature has delegated the permitting decision to the Permit Board.”</w:t>
+        <w:t xml:space="preserve">, 130 So. 3d 1096, 1101-⁠02 (Miss. 2014). “An administrative appeal is law driven. [It is also] public policy driven. And public policy is uniquely fitted for the legislature. The legislature has delegated the permitting decision to the Permit Board.”</w:t>
       </w:r>
       <w:r>
         <w:t xml:space="preserve"> </w:t>
@@ -7722,19 +7456,7 @@
         <w:t xml:space="preserve"> </w:t>
       </w:r>
       <w:r>
-        <w:t xml:space="preserve">673, 677 (Miss. 2006). The Permit Board’s attempt to avoid its responsibility and the “best reading” of Section 49</w:t>
-      </w:r>
-      <w:r>
-        <w:noBreakHyphen/>
-      </w:r>
-      <w:r>
-        <w:t xml:space="preserve">17</w:t>
-      </w:r>
-      <w:r>
-        <w:noBreakHyphen/>
-      </w:r>
-      <w:r>
-        <w:t xml:space="preserve">29(3)⁠(c)</w:t>
+        <w:t xml:space="preserve">673, 677 (Miss. 2006). The Permit Board’s attempt to avoid its responsibility and the “best reading” of Section 49-⁠17-⁠29(3)⁠(c)</w:t>
       </w:r>
       <w:r>
         <w:t xml:space="preserve"> </w:t>
@@ -7823,31 +7545,7 @@
         <w:t xml:space="preserve">Inc. v. Miss. Dep’t of Envtl. Quality</w:t>
       </w:r>
       <w:r>
-        <w:t xml:space="preserve">, 819 So. 2d 515, 525 (Miss. 2002). The Permit Board did not consider the consequences when it published the Second Public Notice in April of 2019, nor when the Permit Board initially issued the § 401 WQC during an open session in August of 2019 [Admin. ROA. 55</w:t>
-      </w:r>
-      <w:r>
-        <w:noBreakHyphen/>
-      </w:r>
-      <w:r>
-        <w:t xml:space="preserve">57; 1953</w:t>
-      </w:r>
-      <w:r>
-        <w:noBreakHyphen/>
-      </w:r>
-      <w:r>
-        <w:t xml:space="preserve">54]. The Permit Board did not consider the consequences during the two-day evidentiary hearing it presided over in February and April of 2021, nor did it consider the consequences in April of 2021 when the Permit Board reaffirmed its earlier issuance of the § 401 WQC following the evidentiary hearing [Admin. ROA.83</w:t>
-      </w:r>
-      <w:r>
-        <w:noBreakHyphen/>
-      </w:r>
-      <w:r>
-        <w:t xml:space="preserve">4, 956</w:t>
-      </w:r>
-      <w:r>
-        <w:noBreakHyphen/>
-      </w:r>
-      <w:r>
-        <w:t xml:space="preserve">1566]. In other words, at no time did the Permit Board exercise its independent judgment and command the Port Authority to address this key issue of concern, nor did the Permit Board examine how to mitigate for water quality impacts that will come from the creation of this large martialling area for explosive ammunition.</w:t>
+        <w:t xml:space="preserve">, 819 So. 2d 515, 525 (Miss. 2002). The Permit Board did not consider the consequences when it published the Second Public Notice in April of 2019, nor when the Permit Board initially issued the § 401 WQC during an open session in August of 2019 [Admin. ROA. 55-⁠57; 1953-⁠54]. The Permit Board did not consider the consequences during the two-day evidentiary hearing it presided over in February and April of 2021, nor did it consider the consequences in April of 2021 when the Permit Board reaffirmed its earlier issuance of the § 401 WQC following the evidentiary hearing [Admin. ROA.83-⁠4, 956-⁠1566]. In other words, at no time did the Permit Board exercise its independent judgment and command the Port Authority to address this key issue of concern, nor did the Permit Board examine how to mitigate for water quality impacts that will come from the creation of this large martialling area for explosive ammunition.</w:t>
       </w:r>
     </w:p>
     <w:p>
@@ -7882,13 +7580,7 @@
         <w:t xml:space="preserve">v. Miss. State Oil &amp; Gas Bd.</w:t>
       </w:r>
       <w:r>
-        <w:t xml:space="preserve">, 604 So. 2d 312, 319</w:t>
-      </w:r>
-      <w:r>
-        <w:noBreakHyphen/>
-      </w:r>
-      <w:r>
-        <w:t xml:space="preserve">20 (Miss. 1992);</w:t>
+        <w:t xml:space="preserve">, 604 So. 2d 312, 319-⁠20 (Miss. 1992);</w:t>
       </w:r>
       <w:r>
         <w:t xml:space="preserve"> </w:t>
@@ -7931,25 +7623,7 @@
         <w:t xml:space="preserve"> </w:t>
       </w:r>
       <w:r>
-        <w:t xml:space="preserve">EEECHO et al.’s Brief, p. 5, 16</w:t>
-      </w:r>
-      <w:r>
-        <w:noBreakHyphen/>
-      </w:r>
-      <w:r>
-        <w:t xml:space="preserve">7, 22</w:t>
-      </w:r>
-      <w:r>
-        <w:noBreakHyphen/>
-      </w:r>
-      <w:r>
-        <w:t xml:space="preserve">24. Instead, the Permit Board simply states that EEECHO et al. failed to develop the issue during the administrative hearing, that EEECHO et al.’s assumption that the Port Authority will martial explosive ammunition is flawed, and that a subsequent Baseline Storm Water General Permit for Industrial Activities (“Industrial Permit”) will account for munitions in any event. Permit Board’s Brief, p. 13</w:t>
-      </w:r>
-      <w:r>
-        <w:noBreakHyphen/>
-      </w:r>
-      <w:r>
-        <w:t xml:space="preserve">14. These factual arguments distract from the point that it is the Permit Board’s duty—not the community’s—to ensure the Military Project will not impact Turkey Creek. The Permit Board failed in this statutorily imposed duty.</w:t>
+        <w:t xml:space="preserve">EEECHO et al.’s Brief, p. 5, 16-⁠7, 22-⁠24. Instead, the Permit Board simply states that EEECHO et al. failed to develop the issue during the administrative hearing, that EEECHO et al.’s assumption that the Port Authority will martial explosive ammunition is flawed, and that a subsequent Baseline Storm Water General Permit for Industrial Activities (“Industrial Permit”) will account for munitions in any event. Permit Board’s Brief, p. 13-⁠14. These factual arguments distract from the point that it is the Permit Board’s duty—not the community’s—to ensure the Military Project will not impact Turkey Creek. The Permit Board failed in this statutorily imposed duty.</w:t>
       </w:r>
     </w:p>
     <w:p>
@@ -7973,13 +7647,7 @@
         <w:pStyle w:val="BodyTextNote"/>
       </w:pPr>
       <w:r>
-        <w:t xml:space="preserve">[Admin. ROA. 131] (emphasis added). Yet in the face of such a request, the Permit Board failed to make either pointed inquiries and or findings of fact regarding the storage of explosive ammunition. [Admin. ROA.2</w:t>
-      </w:r>
-      <w:r>
-        <w:noBreakHyphen/>
-      </w:r>
-      <w:r>
-        <w:t xml:space="preserve">25]. Under the Permit Board’s posture, it becomes the burden of the public to subpoena applicants like the Port Authority for important documents like the Port Planning Order (“PPO”) that references the explosive ammunition.</w:t>
+        <w:t xml:space="preserve">[Admin. ROA. 131] (emphasis added). Yet in the face of such a request, the Permit Board failed to make either pointed inquiries and or findings of fact regarding the storage of explosive ammunition. [Admin. ROA.2-⁠25]. Under the Permit Board’s posture, it becomes the burden of the public to subpoena applicants like the Port Authority for important documents like the Port Planning Order (“PPO”) that references the explosive ammunition.</w:t>
       </w:r>
       <w:r>
         <w:rPr>
@@ -8018,13 +7686,7 @@
         <w:t xml:space="preserve">v. Miss. State Oil &amp; Gas Bd.</w:t>
       </w:r>
       <w:r>
-        <w:t xml:space="preserve">, 604 So. 2d 312, 319</w:t>
-      </w:r>
-      <w:r>
-        <w:noBreakHyphen/>
-      </w:r>
-      <w:r>
-        <w:t xml:space="preserve">20 (Miss. 1992). The Permit Board failed to act on a fundamental question regarding the water quality certification application, even after EEECHO et al. raised the issue. The Permit Board had an obligation under multiple statutory authorities detailed above to require the submission of plans, specifications, and other information needed to get to the bottom of EEECHO et al.’s concerns and doubts about the storage and marshaling of ammunition.</w:t>
+        <w:t xml:space="preserve">, 604 So. 2d 312, 319-⁠20 (Miss. 1992). The Permit Board failed to act on a fundamental question regarding the water quality certification application, even after EEECHO et al. raised the issue. The Permit Board had an obligation under multiple statutory authorities detailed above to require the submission of plans, specifications, and other information needed to get to the bottom of EEECHO et al.’s concerns and doubts about the storage and marshaling of ammunition.</w:t>
       </w:r>
       <w:r>
         <w:t xml:space="preserve"> </w:t>
@@ -8091,13 +7753,7 @@
         <w:pStyle w:val="BodyText"/>
       </w:pPr>
       <w:r>
-        <w:t xml:space="preserve">Tellingly, both Appellees inherently recognize that the PPO’s language about the explosive ammunition is vague and could allow for the eventuality of its storage. They both attempt now to interpret the PPO that references the explosive ammunition in their briefing for this honorable Court. Permit Board’s Brief, p. 12</w:t>
-      </w:r>
-      <w:r>
-        <w:noBreakHyphen/>
-      </w:r>
-      <w:r>
-        <w:t xml:space="preserve">13; Port Authority’s Brief, p. 10. These attempts at interpreting the PPO are distractions, as such inquiries are of a fact-finding nature and are more appropriately handled by the Permit Board when it is administering the certification process, and not on appeal. This attempt at explaining the meaning, and downplaying the significance, of the PPO is ad hoc and should be disregarded by this Court.</w:t>
+        <w:t xml:space="preserve">Tellingly, both Appellees inherently recognize that the PPO’s language about the explosive ammunition is vague and could allow for the eventuality of its storage. They both attempt now to interpret the PPO that references the explosive ammunition in their briefing for this honorable Court. Permit Board’s Brief, p. 12-⁠13; Port Authority’s Brief, p. 10. These attempts at interpreting the PPO are distractions, as such inquiries are of a fact-finding nature and are more appropriately handled by the Permit Board when it is administering the certification process, and not on appeal. This attempt at explaining the meaning, and downplaying the significance, of the PPO is ad hoc and should be disregarded by this Court.</w:t>
       </w:r>
       <w:r>
         <w:t xml:space="preserve"> </w:t>
@@ -8132,19 +7788,7 @@
         <w:pStyle w:val="BodyText"/>
       </w:pPr>
       <w:r>
-        <w:t xml:space="preserve">Finally, both Appellees state that because the Permit Board included a condition requiring the Port Authority to comply with the Industrial Permit, then the Permit Board considered whether there could be adverse impacts to water quality during project operations. Permit Board’s Brief, p. 13</w:t>
-      </w:r>
-      <w:r>
-        <w:noBreakHyphen/>
-      </w:r>
-      <w:r>
-        <w:t xml:space="preserve">4; Port Authority’s Brief, p. 10</w:t>
-      </w:r>
-      <w:r>
-        <w:noBreakHyphen/>
-      </w:r>
-      <w:r>
-        <w:t xml:space="preserve">2. The federal regulation cited by the Permit Board in its briefing, 40 C.F.R. § 122.2,</w:t>
+        <w:t xml:space="preserve">Finally, both Appellees state that because the Permit Board included a condition requiring the Port Authority to comply with the Industrial Permit, then the Permit Board considered whether there could be adverse impacts to water quality during project operations. Permit Board’s Brief, p. 13-⁠4; Port Authority’s Brief, p. 10-⁠2. The federal regulation cited by the Permit Board in its briefing, 40 C.F.R. § 122.2,</w:t>
       </w:r>
       <w:r>
         <w:t xml:space="preserve"> </w:t>
@@ -8198,19 +7842,7 @@
         <w:t xml:space="preserve"> </w:t>
       </w:r>
       <w:r>
-        <w:t xml:space="preserve">that explosive ammunition will be stored at the North Port Property and that such storage could have water quality impacts of significance to the impaired Turkey Creek. But rather than address the matter in the disputed § 401 WQC, the Permit Board insinuates that this possibility will be accounted for in a later permitting process. The Permit Board cannot ignore its statutory duties when administering the § 401 WQC, by assuming the next permit will handle it. Permit Board’s Brief, p. 13</w:t>
-      </w:r>
-      <w:r>
-        <w:noBreakHyphen/>
-      </w:r>
-      <w:r>
-        <w:t xml:space="preserve">4. Appellees insist that the PPO merely expresses a preference for suggested capabilities and does not represent an obligation to martial explosive ammunition. Permit Board’s Brief, p.12</w:t>
-      </w:r>
-      <w:r>
-        <w:noBreakHyphen/>
-      </w:r>
-      <w:r>
-        <w:t xml:space="preserve">3; Port Authority’s Brief, p.10. But the Permit Board and the Port Authority cannot have it both ways. They cannot in one breath tell this honorable Court that the PPO, when properly interpreted, does not contemplate the storage of explosive ammunition on the North Port Property, and in the next, tell the Court that some other permit will account for munitions on site and that it will remedy any impact to water quality. Under state law, the Permit Board was obligated to consider the effect of explosive ammunition on site and failed to do so.</w:t>
+        <w:t xml:space="preserve">that explosive ammunition will be stored at the North Port Property and that such storage could have water quality impacts of significance to the impaired Turkey Creek. But rather than address the matter in the disputed § 401 WQC, the Permit Board insinuates that this possibility will be accounted for in a later permitting process. The Permit Board cannot ignore its statutory duties when administering the § 401 WQC, by assuming the next permit will handle it. Permit Board’s Brief, p. 13-⁠4. Appellees insist that the PPO merely expresses a preference for suggested capabilities and does not represent an obligation to martial explosive ammunition. Permit Board’s Brief, p.12-⁠3; Port Authority’s Brief, p.10. But the Permit Board and the Port Authority cannot have it both ways. They cannot in one breath tell this honorable Court that the PPO, when properly interpreted, does not contemplate the storage of explosive ammunition on the North Port Property, and in the next, tell the Court that some other permit will account for munitions on site and that it will remedy any impact to water quality. Under state law, the Permit Board was obligated to consider the effect of explosive ammunition on site and failed to do so.</w:t>
       </w:r>
     </w:p>
     <w:p>
@@ -8456,19 +8088,7 @@
         <w:t xml:space="preserve"> </w:t>
       </w:r>
       <w:r>
-        <w:t xml:space="preserve">are applicable to the public notice of the § 401 WQC at issue, just as EEECHO et al. pointed out in their principal brief. EEECHO et al.’s Brief, p. 4</w:t>
-      </w:r>
-      <w:r>
-        <w:noBreakHyphen/>
-      </w:r>
-      <w:r>
-        <w:t xml:space="preserve">5, 13, 26</w:t>
-      </w:r>
-      <w:r>
-        <w:noBreakHyphen/>
-      </w:r>
-      <w:r>
-        <w:t xml:space="preserve">7; Permit Board’s Brief, p. 16. These regulations address, respectively, Applications and Public Notice and Public Hearing for water quality certifications. The Permit Board agrees that these regulations require public notice of all water quality certification applications, as well as complete descriptions of the proposed activities and discharges, along with other requirements. 11 MISS. ADMIN. CODE PT. 6, R. 1.3.2;</w:t>
+        <w:t xml:space="preserve">are applicable to the public notice of the § 401 WQC at issue, just as EEECHO et al. pointed out in their principal brief. EEECHO et al.’s Brief, p. 4-⁠5, 13, 26-⁠7; Permit Board’s Brief, p. 16. These regulations address, respectively, Applications and Public Notice and Public Hearing for water quality certifications. The Permit Board agrees that these regulations require public notice of all water quality certification applications, as well as complete descriptions of the proposed activities and discharges, along with other requirements. 11 MISS. ADMIN. CODE PT. 6, R. 1.3.2;</w:t>
       </w:r>
       <w:r>
         <w:t xml:space="preserve"> </w:t>
@@ -8480,43 +8100,13 @@
         <w:t xml:space="preserve"> </w:t>
       </w:r>
       <w:r>
-        <w:t xml:space="preserve">Permit Board’s Brief, p. 16</w:t>
-      </w:r>
-      <w:r>
-        <w:noBreakHyphen/>
-      </w:r>
-      <w:r>
-        <w:t xml:space="preserve">7. These regulations require that a complete application for a water quality certification must contain the possibility of the storage of explosive ammunition. EEECHO et al.’s Brief, p. 26</w:t>
-      </w:r>
-      <w:r>
-        <w:noBreakHyphen/>
-      </w:r>
-      <w:r>
-        <w:t xml:space="preserve">7. The Permit Board does not dispute that the Joint Application and Notification submitted to the MDEQ in April of 2018 serves as part of public notice. 11 MISS. ADMIN. CODE PT. 6, R. 1.3.2(A);</w:t>
-      </w:r>
-      <w:r>
-        <w:t xml:space="preserve"> </w:t>
-      </w:r>
-      <w:r>
-        <w:t xml:space="preserve">Permit Board’s Brief, p. 16. The relevant portion of the Joint Application and Notification that provides the project description did not mention the storage of explosive ammunition. [Admin. ROA. 423</w:t>
-      </w:r>
-      <w:r>
-        <w:noBreakHyphen/>
-      </w:r>
-      <w:r>
-        <w:t xml:space="preserve">4]. No other portion of the Joint Application and Notification mentioned explosive ammunition. The June 2018 Joint Public Notice soliciting public comment did not mention explosive ammunition either. [Admin. ROA. 509</w:t>
-      </w:r>
-      <w:r>
-        <w:noBreakHyphen/>
-      </w:r>
-      <w:r>
-        <w:t xml:space="preserve">12]. The Permit Board later published the Second Public Notice in April 2019 soliciting public comment—it did not mention explosive ammunition. [Admin. ROA. 1953</w:t>
-      </w:r>
-      <w:r>
-        <w:noBreakHyphen/>
-      </w:r>
-      <w:r>
-        <w:t xml:space="preserve">54]. Because neither of the two Public Notices nor the Joint Application contained a description that contemplated the storage or martialing of explosive ammunition, they were legally insufficient with the regulations that the Permit Board agrees are applicable. This requires a remand of the matter to the Permit Board.</w:t>
+        <w:t xml:space="preserve">Permit Board’s Brief, p. 16-⁠7. These regulations require that a complete application for a water quality certification must contain the possibility of the storage of explosive ammunition. EEECHO et al.’s Brief, p. 26-⁠7. The Permit Board does not dispute that the Joint Application and Notification submitted to the MDEQ in April of 2018 serves as part of public notice. 11 MISS. ADMIN. CODE PT. 6, R. 1.3.2(A);</w:t>
+      </w:r>
+      <w:r>
+        <w:t xml:space="preserve"> </w:t>
+      </w:r>
+      <w:r>
+        <w:t xml:space="preserve">Permit Board’s Brief, p. 16. The relevant portion of the Joint Application and Notification that provides the project description did not mention the storage of explosive ammunition. [Admin. ROA. 423-⁠4]. No other portion of the Joint Application and Notification mentioned explosive ammunition. The June 2018 Joint Public Notice soliciting public comment did not mention explosive ammunition either. [Admin. ROA. 509-⁠12]. The Permit Board later published the Second Public Notice in April 2019 soliciting public comment—it did not mention explosive ammunition. [Admin. ROA. 1953-⁠54]. Because neither of the two Public Notices nor the Joint Application contained a description that contemplated the storage or martialing of explosive ammunition, they were legally insufficient with the regulations that the Permit Board agrees are applicable. This requires a remand of the matter to the Permit Board.</w:t>
       </w:r>
     </w:p>
     <w:p>
@@ -8584,19 +8174,7 @@
         <w:t xml:space="preserve"> </w:t>
       </w:r>
       <w:r>
-        <w:t xml:space="preserve">and 49</w:t>
-      </w:r>
-      <w:r>
-        <w:noBreakHyphen/>
-      </w:r>
-      <w:r>
-        <w:t xml:space="preserve">17</w:t>
-      </w:r>
-      <w:r>
-        <w:noBreakHyphen/>
-      </w:r>
-      <w:r>
-        <w:t xml:space="preserve">29…for</w:t>
+        <w:t xml:space="preserve">and 49-⁠17-⁠29…for</w:t>
       </w:r>
       <w:r>
         <w:t xml:space="preserve"> </w:t>
@@ -8616,19 +8194,7 @@
         <w:t xml:space="preserve"> </w:t>
       </w:r>
       <w:r>
-        <w:t xml:space="preserve">(emphasis added). As stated earlier in this reply and in Appellant’s brief, the § 401 WQC was issued pursuant to regulations adopted by the Permit Board under Section 49</w:t>
-      </w:r>
-      <w:r>
-        <w:noBreakHyphen/>
-      </w:r>
-      <w:r>
-        <w:t xml:space="preserve">17</w:t>
-      </w:r>
-      <w:r>
-        <w:noBreakHyphen/>
-      </w:r>
-      <w:r>
-        <w:t xml:space="preserve">29</w:t>
+        <w:t xml:space="preserve">(emphasis added). As stated earlier in this reply and in Appellant’s brief, the § 401 WQC was issued pursuant to regulations adopted by the Permit Board under Section 49-⁠17-⁠29</w:t>
       </w:r>
       <w:r>
         <w:t xml:space="preserve"> </w:t>
@@ -8644,61 +8210,21 @@
           <w:i/>
           <w:iCs/>
         </w:rPr>
-        <w:t xml:space="preserve">Sections 49</w:t>
-      </w:r>
-      <w:r>
-        <w:noBreakHyphen/>
-      </w:r>
-      <w:r>
-        <w:rPr>
-          <w:i/>
-          <w:iCs/>
-        </w:rPr>
-        <w:t xml:space="preserve">17</w:t>
-      </w:r>
-      <w:r>
-        <w:noBreakHyphen/>
-      </w:r>
-      <w:r>
-        <w:rPr>
-          <w:i/>
-          <w:iCs/>
-        </w:rPr>
-        <w:t xml:space="preserve">1 through</w:t>
-      </w:r>
-      <w:r>
-        <w:rPr>
-          <w:i/>
-          <w:iCs/>
-        </w:rPr>
-        <w:t xml:space="preserve"> </w:t>
-      </w:r>
-      <w:r>
-        <w:rPr>
-          <w:i/>
-          <w:iCs/>
-        </w:rPr>
-        <w:t xml:space="preserve">49</w:t>
-      </w:r>
-      <w:r>
-        <w:noBreakHyphen/>
-      </w:r>
-      <w:r>
-        <w:rPr>
-          <w:i/>
-          <w:iCs/>
-        </w:rPr>
-        <w:t xml:space="preserve">17</w:t>
-      </w:r>
-      <w:r>
-        <w:noBreakHyphen/>
-      </w:r>
-      <w:r>
-        <w:rPr>
-          <w:i/>
-          <w:iCs/>
-        </w:rPr>
-        <w:t xml:space="preserve">43</w:t>
+        <w:t xml:space="preserve">Sections 49-⁠17-⁠1 through</w:t>
+      </w:r>
+      <w:r>
+        <w:rPr>
+          <w:i/>
+          <w:iCs/>
+        </w:rPr>
+        <w:t xml:space="preserve"> </w:t>
+      </w:r>
+      <w:r>
+        <w:rPr>
+          <w:i/>
+          <w:iCs/>
+        </w:rPr>
+        <w:t xml:space="preserve">49-⁠17-⁠43</w:t>
       </w:r>
       <w:r>
         <w:t xml:space="preserve">.</w:t>
@@ -9184,55 +8710,7 @@
         <w:t xml:space="preserve">v. Miss. State Oil &amp; Gas Bd.</w:t>
       </w:r>
       <w:r>
-        <w:t xml:space="preserve">, 604 So. 2d 312, 313 (Miss. 1992) (stating “the Board has not favored us with minimally adequate findings on these points, much less an explanation how it has evaluated and balanced competing interests and decided which should rule the day.”). Additionally, the record is clear that this is not the first instance in which EEECHO et al. challenge the Permit Board’s alternatives analysis, as this was one of the major issues argued by counsel for EEECHO et al. before the Permit Board during the two-day evidentiary hearing [Admin. ROA. 2, 7</w:t>
-      </w:r>
-      <w:r>
-        <w:noBreakHyphen/>
-      </w:r>
-      <w:r>
-        <w:t xml:space="preserve">10, 1172</w:t>
-      </w:r>
-      <w:r>
-        <w:noBreakHyphen/>
-      </w:r>
-      <w:r>
-        <w:t xml:space="preserve">83, 1247</w:t>
-      </w:r>
-      <w:r>
-        <w:noBreakHyphen/>
-      </w:r>
-      <w:r>
-        <w:t xml:space="preserve">51, 1260, 1272]. The sufficiency of the alternatives analysis was also challenged below in the Chancery Court. [ROA. 63</w:t>
-      </w:r>
-      <w:r>
-        <w:noBreakHyphen/>
-      </w:r>
-      <w:r>
-        <w:t xml:space="preserve">73]. What EEEHO et al. challenge is the Permit Board’s deficient alternatives analysis which is reflected in its Findings of Fact and in the series of documents in the lead up to the evidentiary hearing, including the Original Alternatives Analysis, Revised Alternatives Analysis, and the Port Authority’s Review Rationale. [Admin. ROA 4</w:t>
-      </w:r>
-      <w:r>
-        <w:noBreakHyphen/>
-      </w:r>
-      <w:r>
-        <w:t xml:space="preserve">25; 1677</w:t>
-      </w:r>
-      <w:r>
-        <w:noBreakHyphen/>
-      </w:r>
-      <w:r>
-        <w:t xml:space="preserve">88; 1734</w:t>
-      </w:r>
-      <w:r>
-        <w:noBreakHyphen/>
-      </w:r>
-      <w:r>
-        <w:t xml:space="preserve">52; 2606</w:t>
-      </w:r>
-      <w:r>
-        <w:noBreakHyphen/>
-      </w:r>
-      <w:r>
-        <w:t xml:space="preserve">13].</w:t>
+        <w:t xml:space="preserve">, 604 So. 2d 312, 313 (Miss. 1992) (stating “the Board has not favored us with minimally adequate findings on these points, much less an explanation how it has evaluated and balanced competing interests and decided which should rule the day.”). Additionally, the record is clear that this is not the first instance in which EEECHO et al. challenge the Permit Board’s alternatives analysis, as this was one of the major issues argued by counsel for EEECHO et al. before the Permit Board during the two-day evidentiary hearing [Admin. ROA. 2, 7-⁠10, 1172-⁠83, 1247-⁠51, 1260, 1272]. The sufficiency of the alternatives analysis was also challenged below in the Chancery Court. [ROA. 63-⁠73]. What EEEHO et al. challenge is the Permit Board’s deficient alternatives analysis which is reflected in its Findings of Fact and in the series of documents in the lead up to the evidentiary hearing, including the Original Alternatives Analysis, Revised Alternatives Analysis, and the Port Authority’s Review Rationale. [Admin. ROA 4-⁠25; 1677-⁠88; 1734-⁠52; 2606-⁠13].</w:t>
       </w:r>
     </w:p>
     <w:p>
@@ -9240,13 +8718,7 @@
         <w:pStyle w:val="BodyTextNote"/>
       </w:pPr>
       <w:r>
-        <w:t xml:space="preserve">Next, the Permit Board mischaracterizes EEECHO et al.’s argument regarding the Alternatives Selection Criteria by stating that Appellants are challenging the fact that “[c]ertification applicants—not the Permit Board—specify the site selection criteria and look for potential sites based on those criteria.” Permit Board’s Brief, p. 22. This is not the case. EEECHO et al. do not take issue with the Port Authority designating its own seven Alternatives Selection Criteria when deciding how to choose one alternative from many. EEECHO et al.’s Brief, p. 5</w:t>
-      </w:r>
-      <w:r>
-        <w:noBreakHyphen/>
-      </w:r>
-      <w:r>
-        <w:t xml:space="preserve">6. What EEECHO et al. do challenge as inappropriate, is that the Permit Board adopted the Port Authority’s conclusory statements about each of the alternatives rather than engage in its own</w:t>
+        <w:t xml:space="preserve">Next, the Permit Board mischaracterizes EEECHO et al.’s argument regarding the Alternatives Selection Criteria by stating that Appellants are challenging the fact that “[c]ertification applicants—not the Permit Board—specify the site selection criteria and look for potential sites based on those criteria.” Permit Board’s Brief, p. 22. This is not the case. EEECHO et al. do not take issue with the Port Authority designating its own seven Alternatives Selection Criteria when deciding how to choose one alternative from many. EEECHO et al.’s Brief, p. 5-⁠6. What EEECHO et al. do challenge as inappropriate, is that the Permit Board adopted the Port Authority’s conclusory statements about each of the alternatives rather than engage in its own</w:t>
       </w:r>
       <w:r>
         <w:t xml:space="preserve"> </w:t>
@@ -9305,13 +8777,7 @@
         <w:t xml:space="preserve"> </w:t>
       </w:r>
       <w:r>
-        <w:t xml:space="preserve">In this case, the Permit Board did not carry out its responsibility to consider the first of these eleven factors—feasible alternatives to the activity. EEECHO et al.’s brief, p.4</w:t>
-      </w:r>
-      <w:r>
-        <w:noBreakHyphen/>
-      </w:r>
-      <w:r>
-        <w:t xml:space="preserve">5. The relevant language of the regulation states that the factors “will be considered in determining certification action…” 11 MISS. ADMIN. CODE PT. 6, R 1.3.4(A).</w:t>
+        <w:t xml:space="preserve">In this case, the Permit Board did not carry out its responsibility to consider the first of these eleven factors—feasible alternatives to the activity. EEECHO et al.’s brief, p.4-⁠5. The relevant language of the regulation states that the factors “will be considered in determining certification action…” 11 MISS. ADMIN. CODE PT. 6, R 1.3.4(A).</w:t>
       </w:r>
       <w:r>
         <w:t xml:space="preserve"> </w:t>
@@ -9364,13 +8830,7 @@
         <w:t xml:space="preserve">v. Miss. State Oil &amp; Gas Bd.</w:t>
       </w:r>
       <w:r>
-        <w:t xml:space="preserve">, 604 So. 2d 312, 321</w:t>
-      </w:r>
-      <w:r>
-        <w:noBreakHyphen/>
-      </w:r>
-      <w:r>
-        <w:t xml:space="preserve">2 (Miss. 1992). This Court holds Mississippi State agencies to a higher standard, stating that:</w:t>
+        <w:t xml:space="preserve">, 604 So. 2d 312, 321-⁠2 (Miss. 1992). This Court holds Mississippi State agencies to a higher standard, stating that:</w:t>
       </w:r>
     </w:p>
     <w:p>
@@ -9709,13 +9169,7 @@
         <w:t xml:space="preserve"> </w:t>
       </w:r>
       <w:r>
-        <w:t xml:space="preserve">Section 401 water quality certification are not related to social issues like land use, proximity to schools and churches, or aesthetic factors like noise levels. Permit Board’s Brief, p. 30, fn. 20; Port Authority’s Brief, p. 14</w:t>
-      </w:r>
-      <w:r>
-        <w:noBreakHyphen/>
-      </w:r>
-      <w:r>
-        <w:t xml:space="preserve">5. The Permit Board is mistaken because the Scope of Review Factors are similar to the underlying statutory authority in</w:t>
+        <w:t xml:space="preserve">Section 401 water quality certification are not related to social issues like land use, proximity to schools and churches, or aesthetic factors like noise levels. Permit Board’s Brief, p. 30, fn. 20; Port Authority’s Brief, p. 14-⁠5. The Permit Board is mistaken because the Scope of Review Factors are similar to the underlying statutory authority in</w:t>
       </w:r>
       <w:r>
         <w:t xml:space="preserve"> </w:t>
@@ -9753,19 +9207,7 @@
         <w:pStyle w:val="BodyText"/>
       </w:pPr>
       <w:r>
-        <w:t xml:space="preserve">In that case, the Mississippi Supreme Court stated that the underlying statutory authority, MISS. CODE ANN. SECTION 17</w:t>
-      </w:r>
-      <w:r>
-        <w:noBreakHyphen/>
-      </w:r>
-      <w:r>
-        <w:t xml:space="preserve">17</w:t>
-      </w:r>
-      <w:r>
-        <w:noBreakHyphen/>
-      </w:r>
-      <w:r>
-        <w:t xml:space="preserve">229,</w:t>
+        <w:t xml:space="preserve">In that case, the Mississippi Supreme Court stated that the underlying statutory authority, MISS. CODE ANN. SECTION 17-⁠17-⁠229,</w:t>
       </w:r>
       <w:r>
         <w:t xml:space="preserve"> </w:t>
@@ -9798,19 +9240,7 @@
         <w:t xml:space="preserve">Cnty. v. Miss. Comm’n on Envtl. Quality</w:t>
       </w:r>
       <w:r>
-        <w:t xml:space="preserve">, 61 So. 3d 877, 886 (Miss. 2011). MISS. CODE. SECTION 17</w:t>
-      </w:r>
-      <w:r>
-        <w:noBreakHyphen/>
-      </w:r>
-      <w:r>
-        <w:t xml:space="preserve">17</w:t>
-      </w:r>
-      <w:r>
-        <w:noBreakHyphen/>
-      </w:r>
-      <w:r>
-        <w:t xml:space="preserve">229</w:t>
+        <w:t xml:space="preserve">, 61 So. 3d 877, 886 (Miss. 2011). MISS. CODE. SECTION 17-⁠17-⁠229</w:t>
       </w:r>
       <w:r>
         <w:t xml:space="preserve"> </w:t>
@@ -9846,19 +9276,7 @@
         <w:t xml:space="preserve"> </w:t>
       </w:r>
       <w:r>
-        <w:t xml:space="preserve">case, a non-exhaustive list of factors mentioned in MISS. CODE ANN. SECTION 17</w:t>
-      </w:r>
-      <w:r>
-        <w:noBreakHyphen/>
-      </w:r>
-      <w:r>
-        <w:t xml:space="preserve">17</w:t>
-      </w:r>
-      <w:r>
-        <w:noBreakHyphen/>
-      </w:r>
-      <w:r>
-        <w:t xml:space="preserve">229</w:t>
+        <w:t xml:space="preserve">case, a non-exhaustive list of factors mentioned in MISS. CODE ANN. SECTION 17-⁠17-⁠229</w:t>
       </w:r>
       <w:r>
         <w:t xml:space="preserve"> </w:t>
@@ -9940,19 +9358,7 @@
         <w:pStyle w:val="BodyTextNote"/>
       </w:pPr>
       <w:r>
-        <w:t xml:space="preserve">The Scope of Review Factors—which all parties agree are applicable—should be interpreted to require environmental justice review because the degradation of water quality in the Turkey Creek Watershed will impact the communities of North Gulfport in a multitude of ways. This is similar to the way the factors under MISS. CODE ANN. SECTION 17</w:t>
-      </w:r>
-      <w:r>
-        <w:noBreakHyphen/>
-      </w:r>
-      <w:r>
-        <w:t xml:space="preserve">17</w:t>
-      </w:r>
-      <w:r>
-        <w:noBreakHyphen/>
-      </w:r>
-      <w:r>
-        <w:t xml:space="preserve">229</w:t>
+        <w:t xml:space="preserve">The Scope of Review Factors—which all parties agree are applicable—should be interpreted to require environmental justice review because the degradation of water quality in the Turkey Creek Watershed will impact the communities of North Gulfport in a multitude of ways. This is similar to the way the factors under MISS. CODE ANN. SECTION 17-⁠17-⁠229</w:t>
       </w:r>
       <w:r>
         <w:t xml:space="preserve"> </w:t>
@@ -9998,25 +9404,7 @@
         <w:t xml:space="preserve">homes and churches</w:t>
       </w:r>
       <w:r>
-        <w:t xml:space="preserve">, increased runoff, the lack of consideration for community safety and well-being, cumulative impacts, the detrimental consequences of lost wetlands and, of course, the historic community uses of Turkey Creek for fishing, swimming, and baptisms. [Admin. ROA. 1975; 1982; 1986</w:t>
-      </w:r>
-      <w:r>
-        <w:noBreakHyphen/>
-      </w:r>
-      <w:r>
-        <w:t xml:space="preserve">88; 1991</w:t>
-      </w:r>
-      <w:r>
-        <w:noBreakHyphen/>
-      </w:r>
-      <w:r>
-        <w:t xml:space="preserve">993, 2002</w:t>
-      </w:r>
-      <w:r>
-        <w:noBreakHyphen/>
-      </w:r>
-      <w:r>
-        <w:t xml:space="preserve">03]. Each of these concerns—which have both an environmental and social dimension to them—could potentially be addressed by at least one of the following relevant Scope of Review Factors: feasible alternatives to the activity, mitigation, initial and secondary impacts on all waters, the degree of physical, chemical, and biological impacts on the waters of the State, the degree of consistency with approved water quality management plans adopted by the Commission, and storm water management.</w:t>
+        <w:t xml:space="preserve">, increased runoff, the lack of consideration for community safety and well-being, cumulative impacts, the detrimental consequences of lost wetlands and, of course, the historic community uses of Turkey Creek for fishing, swimming, and baptisms. [Admin. ROA. 1975; 1982; 1986-⁠88; 1991-⁠993, 2002-⁠03]. Each of these concerns—which have both an environmental and social dimension to them—could potentially be addressed by at least one of the following relevant Scope of Review Factors: feasible alternatives to the activity, mitigation, initial and secondary impacts on all waters, the degree of physical, chemical, and biological impacts on the waters of the State, the degree of consistency with approved water quality management plans adopted by the Commission, and storm water management.</w:t>
       </w:r>
       <w:r>
         <w:rPr>
@@ -10111,13 +9499,7 @@
         <w:t xml:space="preserve">Cnty. v. Miss. Comm’n on Envtl. Quality</w:t>
       </w:r>
       <w:r>
-        <w:t xml:space="preserve">, 61 So. 3d 877, 884</w:t>
-      </w:r>
-      <w:r>
-        <w:noBreakHyphen/>
-      </w:r>
-      <w:r>
-        <w:t xml:space="preserve">86 (Miss. 2011). In the present case, the Permit Board therefore did not meet its obligation to consider the concept of environmental justice in the way it applied these Scope of Review Factors during the administration of the § 401 WQC at issue.</w:t>
+        <w:t xml:space="preserve">, 61 So. 3d 877, 884-⁠86 (Miss. 2011). In the present case, the Permit Board therefore did not meet its obligation to consider the concept of environmental justice in the way it applied these Scope of Review Factors during the administration of the § 401 WQC at issue.</w:t>
       </w:r>
     </w:p>
     <w:p>
@@ -10155,19 +9537,7 @@
         <w:t xml:space="preserve"> </w:t>
       </w:r>
       <w:r>
-        <w:t xml:space="preserve">is that environmental justice only accounts for a small set of “social factors” like land use, proximity to incompatible structures, like churches, and aesthetic aspects of a permitted facility. Permit Board’s Brief, pg. 29. Even so, the “proximity” to and the presence of incompatible structures like homes and churches and site specific, subterranean contamination—that the Permit Board insists are necessary to trigger an environmental justice review—were in fact expressed by North Gulfport residents as reasons to not site the Military Project at the North Port Property. [ROA. 45; 77; Admin. ROA. 5; 12; 16</w:t>
-      </w:r>
-      <w:r>
-        <w:noBreakHyphen/>
-      </w:r>
-      <w:r>
-        <w:t xml:space="preserve">7; 55</w:t>
-      </w:r>
-      <w:r>
-        <w:noBreakHyphen/>
-      </w:r>
-      <w:r>
-        <w:t xml:space="preserve">6; 132; 142]. Had the Permit Board performed an environmental justice review here, it would have found multiple churches, like Appellant Anointed Temple AOH Church, very near the Military Project. [Admin. ROA 674]. Under the Permit Board’s own narrow interpretation of</w:t>
+        <w:t xml:space="preserve">is that environmental justice only accounts for a small set of “social factors” like land use, proximity to incompatible structures, like churches, and aesthetic aspects of a permitted facility. Permit Board’s Brief, pg. 29. Even so, the “proximity” to and the presence of incompatible structures like homes and churches and site specific, subterranean contamination—that the Permit Board insists are necessary to trigger an environmental justice review—were in fact expressed by North Gulfport residents as reasons to not site the Military Project at the North Port Property. [ROA. 45; 77; Admin. ROA. 5; 12; 16-⁠7; 55-⁠6; 132; 142]. Had the Permit Board performed an environmental justice review here, it would have found multiple churches, like Appellant Anointed Temple AOH Church, very near the Military Project. [Admin. ROA 674]. Under the Permit Board’s own narrow interpretation of</w:t>
       </w:r>
       <w:r>
         <w:t xml:space="preserve"> </w:t>
@@ -12393,13 +11763,7 @@
         <w:t xml:space="preserve"> </w:t>
       </w:r>
       <w:r>
-        <w:t xml:space="preserve">The PPO was produced in response to a subpoena duces tecum to the Port Authority [Admin. ROA. 693</w:t>
-      </w:r>
-      <w:r>
-        <w:noBreakHyphen/>
-      </w:r>
-      <w:r>
-        <w:t xml:space="preserve">711].</w:t>
+        <w:t xml:space="preserve">The PPO was produced in response to a subpoena duces tecum to the Port Authority [Admin. ROA. 693-⁠711].</w:t>
       </w:r>
     </w:p>
   </w:footnote>
@@ -12461,55 +11825,19 @@
         <w:t xml:space="preserve"> </w:t>
       </w:r>
       <w:r>
-        <w:t xml:space="preserve">The Permit Board is also the exclusive body for making such decisions and it is authorized to request information to carry out Sections 49</w:t>
-      </w:r>
-      <w:r>
-        <w:noBreakHyphen/>
-      </w:r>
-      <w:r>
-        <w:t xml:space="preserve">17</w:t>
-      </w:r>
-      <w:r>
-        <w:noBreakHyphen/>
-      </w:r>
-      <w:r>
-        <w:t xml:space="preserve">1 through</w:t>
-      </w:r>
-      <w:r>
-        <w:t xml:space="preserve"> </w:t>
-      </w:r>
-      <w:r>
-        <w:t xml:space="preserve">49</w:t>
-      </w:r>
-      <w:r>
-        <w:noBreakHyphen/>
-      </w:r>
-      <w:r>
-        <w:t xml:space="preserve">17</w:t>
-      </w:r>
-      <w:r>
-        <w:noBreakHyphen/>
-      </w:r>
-      <w:r>
-        <w:t xml:space="preserve">43. MISS. CODE ANN. §§ 49-⁠17-⁠29(3)⁠(a),</w:t>
-      </w:r>
-      <w:r>
-        <w:t xml:space="preserve"> </w:t>
-      </w:r>
-      <w:r>
-        <w:t xml:space="preserve">49</w:t>
-      </w:r>
-      <w:r>
-        <w:noBreakHyphen/>
-      </w:r>
-      <w:r>
-        <w:t xml:space="preserve">17</w:t>
-      </w:r>
-      <w:r>
-        <w:noBreakHyphen/>
-      </w:r>
-      <w:r>
-        <w:t xml:space="preserve">29(3)⁠(c).</w:t>
+        <w:t xml:space="preserve">The Permit Board is also the exclusive body for making such decisions and it is authorized to request information to carry out Sections 49-⁠17-⁠1 through</w:t>
+      </w:r>
+      <w:r>
+        <w:t xml:space="preserve"> </w:t>
+      </w:r>
+      <w:r>
+        <w:t xml:space="preserve">49-⁠17-⁠43. MISS. CODE ANN. §§ 49-⁠17-⁠29(3)⁠(a),</w:t>
+      </w:r>
+      <w:r>
+        <w:t xml:space="preserve"> </w:t>
+      </w:r>
+      <w:r>
+        <w:t xml:space="preserve">49-⁠17-⁠29(3)⁠(c).</w:t>
       </w:r>
     </w:p>
   </w:footnote>
@@ -12553,13 +11881,7 @@
         <w:t xml:space="preserve"> </w:t>
       </w:r>
       <w:r>
-        <w:t xml:space="preserve">Indeed, the Permit Board argues that the Industrial Permit for storm water is meant to address some of these issues and thereby it implicitly agrees that these issues are to be considered by the Permit Board in the context of water quality. Permit Board’s Brief, pg. 13</w:t>
-      </w:r>
-      <w:r>
-        <w:noBreakHyphen/>
-      </w:r>
-      <w:r>
-        <w:t xml:space="preserve">4.</w:t>
+        <w:t xml:space="preserve">Indeed, the Permit Board argues that the Industrial Permit for storm water is meant to address some of these issues and thereby it implicitly agrees that these issues are to be considered by the Permit Board in the context of water quality. Permit Board’s Brief, pg. 13-⁠4.</w:t>
       </w:r>
     </w:p>
   </w:footnote>
@@ -13302,7 +12624,7 @@
     <w:qFormat/>
     <w:pPr>
       <w:keepLines/>
-      <w:spacing w:before="0" w:after="120" w:line="253" w:lineRule="exact"/>
+      <w:spacing w:before="26" w:after="120" w:line="253" w:lineRule="exact"/>
     </w:pPr>
     <w:rPr>
       <w:sz w:val="22"/>
